--- a/docs/docx/branding-style-guide.docx
+++ b/docs/docx/branding-style-guide.docx
@@ -861,20 +861,6 @@
               </w:rPr>
               <w:t>#E67E22</w:t>
             </w:r>
-            <w:r>
-              <w:rPr>
-                <w:sz w:val="16"/>
-              </w:rPr>
-              <w:t xml:space="preserve"> / </w:t>
-            </w:r>
-            <w:r>
-              <w:rPr>
-                <w:rFonts w:ascii="Courier New" w:hAnsi="Courier New"/>
-                <w:color w:val="1B3A6B"/>
-                <w:sz w:val="16"/>
-              </w:rPr>
-              <w:t>#F39C12</w:t>
-            </w:r>
           </w:p>
         </w:tc>
         <w:tc>
@@ -894,7 +880,7 @@
               <w:rPr>
                 <w:sz w:val="16"/>
               </w:rPr>
-              <w:t>Medium/High risk, ESCALATE, SLA warnings.</w:t>
+              <w:t>Medium/High risk, ESCALATE, SLA warnings. The only amber used in the interface.</w:t>
             </w:r>
           </w:p>
         </w:tc>
@@ -918,7 +904,7 @@
               <w:rPr>
                 <w:sz w:val="16"/>
               </w:rPr>
-              <w:t>Canvas</w:t>
+              <w:t>Chart</w:t>
             </w:r>
           </w:p>
         </w:tc>
@@ -940,7 +926,7 @@
               <w:rPr>
                 <w:sz w:val="16"/>
               </w:rPr>
-              <w:t>Grey</w:t>
+              <w:t>Gold</w:t>
             </w:r>
           </w:p>
         </w:tc>
@@ -964,6 +950,95 @@
                 <w:color w:val="1B3A6B"/>
                 <w:sz w:val="16"/>
               </w:rPr>
+              <w:t>#F39C12</w:t>
+            </w:r>
+          </w:p>
+        </w:tc>
+        <w:tc>
+          <w:tcPr>
+            <w:tcW w:type="dxa" w:w="2664"/>
+            <w:shd w:val="clear" w:fill="F7F9FC"/>
+          </w:tcPr>
+          <w:p>
+            <w:pPr>
+              <w:spacing w:after="20"/>
+            </w:pPr>
+            <w:r>
+              <w:rPr>
+                <w:sz w:val="16"/>
+              </w:rPr>
+            </w:r>
+            <w:r>
+              <w:rPr>
+                <w:sz w:val="16"/>
+              </w:rPr>
+              <w:t>Fourth chart series only. Never used for risk or status, so it cannot be confused with ESCALATE.</w:t>
+            </w:r>
+          </w:p>
+        </w:tc>
+      </w:tr>
+      <w:tr>
+        <w:tc>
+          <w:tcPr>
+            <w:tcW w:type="dxa" w:w="2664"/>
+          </w:tcPr>
+          <w:p>
+            <w:pPr>
+              <w:spacing w:after="20"/>
+            </w:pPr>
+            <w:r>
+              <w:rPr>
+                <w:sz w:val="16"/>
+              </w:rPr>
+            </w:r>
+            <w:r>
+              <w:rPr>
+                <w:sz w:val="16"/>
+              </w:rPr>
+              <w:t>Canvas</w:t>
+            </w:r>
+          </w:p>
+        </w:tc>
+        <w:tc>
+          <w:tcPr>
+            <w:tcW w:type="dxa" w:w="2664"/>
+          </w:tcPr>
+          <w:p>
+            <w:pPr>
+              <w:spacing w:after="20"/>
+            </w:pPr>
+            <w:r>
+              <w:rPr>
+                <w:sz w:val="16"/>
+              </w:rPr>
+            </w:r>
+            <w:r>
+              <w:rPr>
+                <w:sz w:val="16"/>
+              </w:rPr>
+              <w:t>Grey</w:t>
+            </w:r>
+          </w:p>
+        </w:tc>
+        <w:tc>
+          <w:tcPr>
+            <w:tcW w:type="dxa" w:w="2664"/>
+          </w:tcPr>
+          <w:p>
+            <w:pPr>
+              <w:spacing w:after="20"/>
+            </w:pPr>
+            <w:r>
+              <w:rPr>
+                <w:sz w:val="16"/>
+              </w:rPr>
+            </w:r>
+            <w:r>
+              <w:rPr>
+                <w:rFonts w:ascii="Courier New" w:hAnsi="Courier New"/>
+                <w:color w:val="1B3A6B"/>
+                <w:sz w:val="16"/>
+              </w:rPr>
               <w:t>#F4F6F9</w:t>
             </w:r>
           </w:p>
@@ -971,7 +1046,6 @@
         <w:tc>
           <w:tcPr>
             <w:tcW w:type="dxa" w:w="2664"/>
-            <w:shd w:val="clear" w:fill="F7F9FC"/>
           </w:tcPr>
           <w:p>
             <w:pPr>
@@ -995,6 +1069,7 @@
         <w:tc>
           <w:tcPr>
             <w:tcW w:type="dxa" w:w="2664"/>
+            <w:shd w:val="clear" w:fill="F7F9FC"/>
           </w:tcPr>
           <w:p>
             <w:pPr>
@@ -1016,6 +1091,7 @@
         <w:tc>
           <w:tcPr>
             <w:tcW w:type="dxa" w:w="2664"/>
+            <w:shd w:val="clear" w:fill="F7F9FC"/>
           </w:tcPr>
           <w:p>
             <w:pPr>
@@ -1037,6 +1113,7 @@
         <w:tc>
           <w:tcPr>
             <w:tcW w:type="dxa" w:w="2664"/>
+            <w:shd w:val="clear" w:fill="F7F9FC"/>
           </w:tcPr>
           <w:p>
             <w:pPr>
@@ -1060,6 +1137,7 @@
         <w:tc>
           <w:tcPr>
             <w:tcW w:type="dxa" w:w="2664"/>
+            <w:shd w:val="clear" w:fill="F7F9FC"/>
           </w:tcPr>
           <w:p>
             <w:pPr>
